--- a/projects/components/legacy-ip/retro_legacy_blocks/docs/PM_ACPI_MAS_v1.0.docx
+++ b/projects/components/legacy-ip/retro_legacy_blocks/docs/PM_ACPI_MAS_v1.0.docx
@@ -160,7 +160,7 @@
             </w:rPr>
             <w:fldChar w:fldCharType="separate"/>
           </w:r>
-          <w:hyperlink w:anchor="__RefHeading___Toc8635_2119658397">
+          <w:hyperlink w:anchor="__RefHeading___Toc8638_3107713776">
             <w:r>
               <w:rPr>
                 <w:webHidden/>
@@ -181,7 +181,7 @@
             </w:tabs>
             <w:rPr/>
           </w:pPr>
-          <w:hyperlink w:anchor="__RefHeading___Toc8637_2119658397">
+          <w:hyperlink w:anchor="__RefHeading___Toc8640_3107713776">
             <w:r>
               <w:rPr>
                 <w:webHidden/>
@@ -202,7 +202,7 @@
             </w:tabs>
             <w:rPr/>
           </w:pPr>
-          <w:hyperlink w:anchor="__RefHeading___Toc8639_2119658397">
+          <w:hyperlink w:anchor="__RefHeading___Toc8642_3107713776">
             <w:r>
               <w:rPr>
                 <w:webHidden/>
@@ -223,7 +223,7 @@
             </w:tabs>
             <w:rPr/>
           </w:pPr>
-          <w:hyperlink w:anchor="__RefHeading___Toc8641_2119658397">
+          <w:hyperlink w:anchor="__RefHeading___Toc8644_3107713776">
             <w:r>
               <w:rPr>
                 <w:webHidden/>
@@ -244,7 +244,7 @@
             </w:tabs>
             <w:rPr/>
           </w:pPr>
-          <w:hyperlink w:anchor="__RefHeading___Toc8643_2119658397">
+          <w:hyperlink w:anchor="__RefHeading___Toc8646_3107713776">
             <w:r>
               <w:rPr>
                 <w:webHidden/>
@@ -265,7 +265,7 @@
             </w:tabs>
             <w:rPr/>
           </w:pPr>
-          <w:hyperlink w:anchor="__RefHeading___Toc8645_2119658397">
+          <w:hyperlink w:anchor="__RefHeading___Toc8648_3107713776">
             <w:r>
               <w:rPr>
                 <w:webHidden/>
@@ -286,7 +286,7 @@
             </w:tabs>
             <w:rPr/>
           </w:pPr>
-          <w:hyperlink w:anchor="__RefHeading___Toc8647_2119658397">
+          <w:hyperlink w:anchor="__RefHeading___Toc8650_3107713776">
             <w:r>
               <w:rPr>
                 <w:webHidden/>
@@ -307,7 +307,7 @@
             </w:tabs>
             <w:rPr/>
           </w:pPr>
-          <w:hyperlink w:anchor="__RefHeading___Toc8649_2119658397">
+          <w:hyperlink w:anchor="__RefHeading___Toc8652_3107713776">
             <w:r>
               <w:rPr>
                 <w:webHidden/>
@@ -328,7 +328,7 @@
             </w:tabs>
             <w:rPr/>
           </w:pPr>
-          <w:hyperlink w:anchor="__RefHeading___Toc8651_2119658397">
+          <w:hyperlink w:anchor="__RefHeading___Toc8654_3107713776">
             <w:r>
               <w:rPr>
                 <w:webHidden/>
@@ -349,7 +349,7 @@
             </w:tabs>
             <w:rPr/>
           </w:pPr>
-          <w:hyperlink w:anchor="__RefHeading___Toc8653_2119658397">
+          <w:hyperlink w:anchor="__RefHeading___Toc8656_3107713776">
             <w:r>
               <w:rPr>
                 <w:webHidden/>
@@ -370,7 +370,7 @@
             </w:tabs>
             <w:rPr/>
           </w:pPr>
-          <w:hyperlink w:anchor="__RefHeading___Toc8655_2119658397">
+          <w:hyperlink w:anchor="__RefHeading___Toc8658_3107713776">
             <w:r>
               <w:rPr>
                 <w:webHidden/>
@@ -391,7 +391,7 @@
             </w:tabs>
             <w:rPr/>
           </w:pPr>
-          <w:hyperlink w:anchor="__RefHeading___Toc8657_2119658397">
+          <w:hyperlink w:anchor="__RefHeading___Toc8660_3107713776">
             <w:r>
               <w:rPr>
                 <w:webHidden/>
@@ -412,7 +412,7 @@
             </w:tabs>
             <w:rPr/>
           </w:pPr>
-          <w:hyperlink w:anchor="__RefHeading___Toc8659_2119658397">
+          <w:hyperlink w:anchor="__RefHeading___Toc8662_3107713776">
             <w:r>
               <w:rPr>
                 <w:webHidden/>
@@ -433,7 +433,7 @@
             </w:tabs>
             <w:rPr/>
           </w:pPr>
-          <w:hyperlink w:anchor="__RefHeading___Toc8661_2119658397">
+          <w:hyperlink w:anchor="__RefHeading___Toc8664_3107713776">
             <w:r>
               <w:rPr>
                 <w:webHidden/>
@@ -454,7 +454,7 @@
             </w:tabs>
             <w:rPr/>
           </w:pPr>
-          <w:hyperlink w:anchor="__RefHeading___Toc8663_2119658397">
+          <w:hyperlink w:anchor="__RefHeading___Toc8666_3107713776">
             <w:r>
               <w:rPr>
                 <w:webHidden/>
@@ -475,7 +475,7 @@
             </w:tabs>
             <w:rPr/>
           </w:pPr>
-          <w:hyperlink w:anchor="__RefHeading___Toc8665_2119658397">
+          <w:hyperlink w:anchor="__RefHeading___Toc8668_3107713776">
             <w:r>
               <w:rPr>
                 <w:webHidden/>
@@ -496,7 +496,7 @@
             </w:tabs>
             <w:rPr/>
           </w:pPr>
-          <w:hyperlink w:anchor="__RefHeading___Toc8667_2119658397">
+          <w:hyperlink w:anchor="__RefHeading___Toc8670_3107713776">
             <w:r>
               <w:rPr>
                 <w:webHidden/>
@@ -517,7 +517,7 @@
             </w:tabs>
             <w:rPr/>
           </w:pPr>
-          <w:hyperlink w:anchor="__RefHeading___Toc8669_2119658397">
+          <w:hyperlink w:anchor="__RefHeading___Toc8672_3107713776">
             <w:r>
               <w:rPr>
                 <w:webHidden/>
@@ -538,7 +538,7 @@
             </w:tabs>
             <w:rPr/>
           </w:pPr>
-          <w:hyperlink w:anchor="__RefHeading___Toc8671_2119658397">
+          <w:hyperlink w:anchor="__RefHeading___Toc8674_3107713776">
             <w:r>
               <w:rPr>
                 <w:webHidden/>
@@ -559,7 +559,7 @@
             </w:tabs>
             <w:rPr/>
           </w:pPr>
-          <w:hyperlink w:anchor="__RefHeading___Toc8673_2119658397">
+          <w:hyperlink w:anchor="__RefHeading___Toc8676_3107713776">
             <w:r>
               <w:rPr>
                 <w:webHidden/>
@@ -580,7 +580,7 @@
             </w:tabs>
             <w:rPr/>
           </w:pPr>
-          <w:hyperlink w:anchor="__RefHeading___Toc8675_2119658397">
+          <w:hyperlink w:anchor="__RefHeading___Toc8678_3107713776">
             <w:r>
               <w:rPr>
                 <w:webHidden/>
@@ -601,7 +601,7 @@
             </w:tabs>
             <w:rPr/>
           </w:pPr>
-          <w:hyperlink w:anchor="__RefHeading___Toc8677_2119658397">
+          <w:hyperlink w:anchor="__RefHeading___Toc8680_3107713776">
             <w:r>
               <w:rPr>
                 <w:webHidden/>
@@ -622,7 +622,7 @@
             </w:tabs>
             <w:rPr/>
           </w:pPr>
-          <w:hyperlink w:anchor="__RefHeading___Toc8679_2119658397">
+          <w:hyperlink w:anchor="__RefHeading___Toc8682_3107713776">
             <w:r>
               <w:rPr>
                 <w:webHidden/>
@@ -643,7 +643,7 @@
             </w:tabs>
             <w:rPr/>
           </w:pPr>
-          <w:hyperlink w:anchor="__RefHeading___Toc8681_2119658397">
+          <w:hyperlink w:anchor="__RefHeading___Toc8684_3107713776">
             <w:r>
               <w:rPr>
                 <w:webHidden/>
@@ -664,7 +664,7 @@
             </w:tabs>
             <w:rPr/>
           </w:pPr>
-          <w:hyperlink w:anchor="__RefHeading___Toc8683_2119658397">
+          <w:hyperlink w:anchor="__RefHeading___Toc8686_3107713776">
             <w:r>
               <w:rPr>
                 <w:webHidden/>
@@ -685,7 +685,7 @@
             </w:tabs>
             <w:rPr/>
           </w:pPr>
-          <w:hyperlink w:anchor="__RefHeading___Toc8685_2119658397">
+          <w:hyperlink w:anchor="__RefHeading___Toc8688_3107713776">
             <w:r>
               <w:rPr>
                 <w:webHidden/>
@@ -706,7 +706,7 @@
             </w:tabs>
             <w:rPr/>
           </w:pPr>
-          <w:hyperlink w:anchor="__RefHeading___Toc8687_2119658397">
+          <w:hyperlink w:anchor="__RefHeading___Toc8690_3107713776">
             <w:r>
               <w:rPr>
                 <w:webHidden/>
@@ -727,7 +727,7 @@
             </w:tabs>
             <w:rPr/>
           </w:pPr>
-          <w:hyperlink w:anchor="__RefHeading___Toc8689_2119658397">
+          <w:hyperlink w:anchor="__RefHeading___Toc8692_3107713776">
             <w:r>
               <w:rPr>
                 <w:webHidden/>
@@ -748,7 +748,7 @@
             </w:tabs>
             <w:rPr/>
           </w:pPr>
-          <w:hyperlink w:anchor="__RefHeading___Toc8691_2119658397">
+          <w:hyperlink w:anchor="__RefHeading___Toc8694_3107713776">
             <w:r>
               <w:rPr>
                 <w:webHidden/>
@@ -769,7 +769,7 @@
             </w:tabs>
             <w:rPr/>
           </w:pPr>
-          <w:hyperlink w:anchor="__RefHeading___Toc8693_2119658397">
+          <w:hyperlink w:anchor="__RefHeading___Toc8696_3107713776">
             <w:r>
               <w:rPr>
                 <w:webHidden/>
@@ -790,7 +790,7 @@
             </w:tabs>
             <w:rPr/>
           </w:pPr>
-          <w:hyperlink w:anchor="__RefHeading___Toc8695_2119658397">
+          <w:hyperlink w:anchor="__RefHeading___Toc8698_3107713776">
             <w:r>
               <w:rPr>
                 <w:webHidden/>
@@ -811,7 +811,7 @@
             </w:tabs>
             <w:rPr/>
           </w:pPr>
-          <w:hyperlink w:anchor="__RefHeading___Toc8697_2119658397">
+          <w:hyperlink w:anchor="__RefHeading___Toc8700_3107713776">
             <w:r>
               <w:rPr>
                 <w:webHidden/>
@@ -832,7 +832,7 @@
             </w:tabs>
             <w:rPr/>
           </w:pPr>
-          <w:hyperlink w:anchor="__RefHeading___Toc8699_2119658397">
+          <w:hyperlink w:anchor="__RefHeading___Toc8702_3107713776">
             <w:r>
               <w:rPr>
                 <w:webHidden/>
@@ -853,7 +853,7 @@
             </w:tabs>
             <w:rPr/>
           </w:pPr>
-          <w:hyperlink w:anchor="__RefHeading___Toc8701_2119658397">
+          <w:hyperlink w:anchor="__RefHeading___Toc8704_3107713776">
             <w:r>
               <w:rPr>
                 <w:webHidden/>
@@ -874,7 +874,7 @@
             </w:tabs>
             <w:rPr/>
           </w:pPr>
-          <w:hyperlink w:anchor="__RefHeading___Toc8703_2119658397">
+          <w:hyperlink w:anchor="__RefHeading___Toc8706_3107713776">
             <w:r>
               <w:rPr>
                 <w:webHidden/>
@@ -895,7 +895,7 @@
             </w:tabs>
             <w:rPr/>
           </w:pPr>
-          <w:hyperlink w:anchor="__RefHeading___Toc8705_2119658397">
+          <w:hyperlink w:anchor="__RefHeading___Toc8708_3107713776">
             <w:r>
               <w:rPr>
                 <w:webHidden/>
@@ -916,7 +916,7 @@
             </w:tabs>
             <w:rPr/>
           </w:pPr>
-          <w:hyperlink w:anchor="__RefHeading___Toc8707_2119658397">
+          <w:hyperlink w:anchor="__RefHeading___Toc8710_3107713776">
             <w:r>
               <w:rPr>
                 <w:webHidden/>
@@ -937,7 +937,7 @@
             </w:tabs>
             <w:rPr/>
           </w:pPr>
-          <w:hyperlink w:anchor="__RefHeading___Toc8709_2119658397">
+          <w:hyperlink w:anchor="__RefHeading___Toc8712_3107713776">
             <w:r>
               <w:rPr>
                 <w:webHidden/>
@@ -958,7 +958,7 @@
             </w:tabs>
             <w:rPr/>
           </w:pPr>
-          <w:hyperlink w:anchor="__RefHeading___Toc8711_2119658397">
+          <w:hyperlink w:anchor="__RefHeading___Toc8714_3107713776">
             <w:r>
               <w:rPr>
                 <w:webHidden/>
@@ -979,7 +979,7 @@
             </w:tabs>
             <w:rPr/>
           </w:pPr>
-          <w:hyperlink w:anchor="__RefHeading___Toc8713_2119658397">
+          <w:hyperlink w:anchor="__RefHeading___Toc8716_3107713776">
             <w:r>
               <w:rPr>
                 <w:webHidden/>
@@ -1000,7 +1000,7 @@
             </w:tabs>
             <w:rPr/>
           </w:pPr>
-          <w:hyperlink w:anchor="__RefHeading___Toc8715_2119658397">
+          <w:hyperlink w:anchor="__RefHeading___Toc8718_3107713776">
             <w:r>
               <w:rPr>
                 <w:webHidden/>
@@ -1021,7 +1021,7 @@
             </w:tabs>
             <w:rPr/>
           </w:pPr>
-          <w:hyperlink w:anchor="__RefHeading___Toc8717_2119658397">
+          <w:hyperlink w:anchor="__RefHeading___Toc8720_3107713776">
             <w:r>
               <w:rPr>
                 <w:webHidden/>
@@ -1042,7 +1042,7 @@
             </w:tabs>
             <w:rPr/>
           </w:pPr>
-          <w:hyperlink w:anchor="__RefHeading___Toc8719_2119658397">
+          <w:hyperlink w:anchor="__RefHeading___Toc8722_3107713776">
             <w:r>
               <w:rPr>
                 <w:webHidden/>
@@ -1063,7 +1063,7 @@
             </w:tabs>
             <w:rPr/>
           </w:pPr>
-          <w:hyperlink w:anchor="__RefHeading___Toc8721_2119658397">
+          <w:hyperlink w:anchor="__RefHeading___Toc8724_3107713776">
             <w:r>
               <w:rPr>
                 <w:webHidden/>
@@ -1084,7 +1084,7 @@
             </w:tabs>
             <w:rPr/>
           </w:pPr>
-          <w:hyperlink w:anchor="__RefHeading___Toc8723_2119658397">
+          <w:hyperlink w:anchor="__RefHeading___Toc8726_3107713776">
             <w:r>
               <w:rPr>
                 <w:webHidden/>
@@ -1105,7 +1105,7 @@
             </w:tabs>
             <w:rPr/>
           </w:pPr>
-          <w:hyperlink w:anchor="__RefHeading___Toc8725_2119658397">
+          <w:hyperlink w:anchor="__RefHeading___Toc8728_3107713776">
             <w:r>
               <w:rPr>
                 <w:webHidden/>
@@ -1126,7 +1126,7 @@
             </w:tabs>
             <w:rPr/>
           </w:pPr>
-          <w:hyperlink w:anchor="__RefHeading___Toc8727_2119658397">
+          <w:hyperlink w:anchor="__RefHeading___Toc8730_3107713776">
             <w:r>
               <w:rPr>
                 <w:webHidden/>
@@ -1147,7 +1147,7 @@
             </w:tabs>
             <w:rPr/>
           </w:pPr>
-          <w:hyperlink w:anchor="__RefHeading___Toc8729_2119658397">
+          <w:hyperlink w:anchor="__RefHeading___Toc8732_3107713776">
             <w:r>
               <w:rPr>
                 <w:webHidden/>
@@ -1168,7 +1168,7 @@
             </w:tabs>
             <w:rPr/>
           </w:pPr>
-          <w:hyperlink w:anchor="__RefHeading___Toc8731_2119658397">
+          <w:hyperlink w:anchor="__RefHeading___Toc8734_3107713776">
             <w:r>
               <w:rPr>
                 <w:webHidden/>
@@ -1189,7 +1189,7 @@
             </w:tabs>
             <w:rPr/>
           </w:pPr>
-          <w:hyperlink w:anchor="__RefHeading___Toc8733_2119658397">
+          <w:hyperlink w:anchor="__RefHeading___Toc8736_3107713776">
             <w:r>
               <w:rPr>
                 <w:webHidden/>
@@ -1210,7 +1210,7 @@
             </w:tabs>
             <w:rPr/>
           </w:pPr>
-          <w:hyperlink w:anchor="__RefHeading___Toc8735_2119658397">
+          <w:hyperlink w:anchor="__RefHeading___Toc8738_3107713776">
             <w:r>
               <w:rPr>
                 <w:webHidden/>
@@ -1231,7 +1231,7 @@
             </w:tabs>
             <w:rPr/>
           </w:pPr>
-          <w:hyperlink w:anchor="__RefHeading___Toc8737_2119658397">
+          <w:hyperlink w:anchor="__RefHeading___Toc8740_3107713776">
             <w:r>
               <w:rPr>
                 <w:webHidden/>
@@ -1252,7 +1252,7 @@
             </w:tabs>
             <w:rPr/>
           </w:pPr>
-          <w:hyperlink w:anchor="__RefHeading___Toc8739_2119658397">
+          <w:hyperlink w:anchor="__RefHeading___Toc8742_3107713776">
             <w:r>
               <w:rPr>
                 <w:webHidden/>
@@ -1273,7 +1273,7 @@
             </w:tabs>
             <w:rPr/>
           </w:pPr>
-          <w:hyperlink w:anchor="__RefHeading___Toc8741_2119658397">
+          <w:hyperlink w:anchor="__RefHeading___Toc8744_3107713776">
             <w:r>
               <w:rPr>
                 <w:webHidden/>
@@ -1294,7 +1294,7 @@
             </w:tabs>
             <w:rPr/>
           </w:pPr>
-          <w:hyperlink w:anchor="__RefHeading___Toc8743_2119658397">
+          <w:hyperlink w:anchor="__RefHeading___Toc8746_3107713776">
             <w:r>
               <w:rPr>
                 <w:webHidden/>
@@ -1315,7 +1315,7 @@
             </w:tabs>
             <w:rPr/>
           </w:pPr>
-          <w:hyperlink w:anchor="__RefHeading___Toc8745_2119658397">
+          <w:hyperlink w:anchor="__RefHeading___Toc8748_3107713776">
             <w:r>
               <w:rPr>
                 <w:webHidden/>
@@ -1336,7 +1336,7 @@
             </w:tabs>
             <w:rPr/>
           </w:pPr>
-          <w:hyperlink w:anchor="__RefHeading___Toc8747_2119658397">
+          <w:hyperlink w:anchor="__RefHeading___Toc8750_3107713776">
             <w:r>
               <w:rPr>
                 <w:webHidden/>
@@ -1759,7 +1759,7 @@
         <w:spacing w:before="0" w:after="120"/>
         <w:rPr/>
       </w:pPr>
-      <w:bookmarkStart w:id="2" w:name="__RefHeading___Toc8635_2119658397"/>
+      <w:bookmarkStart w:id="2" w:name="__RefHeading___Toc8638_3107713776"/>
       <w:bookmarkEnd w:id="2"/>
       <w:r>
         <w:rPr>
@@ -1797,7 +1797,7 @@
         <w:rPr>
           <w:sz w:val="20"/>
         </w:rPr>
-        <w:t xml:space="preserve"> 2026-10-02</w:t>
+        <w:t xml:space="preserve"> 2026-10-13</w:t>
       </w:r>
     </w:p>
     <w:p>
@@ -1897,7 +1897,7 @@
         <w:spacing w:before="360" w:after="120"/>
         <w:rPr/>
       </w:pPr>
-      <w:bookmarkStart w:id="4" w:name="__RefHeading___Toc8637_2119658397"/>
+      <w:bookmarkStart w:id="4" w:name="__RefHeading___Toc8640_3107713776"/>
       <w:bookmarkStart w:id="5" w:name="pm_acpi-overview"/>
       <w:bookmarkEnd w:id="4"/>
       <w:r>
@@ -1928,7 +1928,7 @@
         <w:spacing w:before="280" w:after="80"/>
         <w:rPr/>
       </w:pPr>
-      <w:bookmarkStart w:id="6" w:name="__RefHeading___Toc8639_2119658397"/>
+      <w:bookmarkStart w:id="6" w:name="__RefHeading___Toc8642_3107713776"/>
       <w:bookmarkStart w:id="7" w:name="overview"/>
       <w:bookmarkEnd w:id="6"/>
       <w:r>
@@ -2170,7 +2170,7 @@
         <w:spacing w:before="200" w:after="80"/>
         <w:rPr/>
       </w:pPr>
-      <w:bookmarkStart w:id="8" w:name="__RefHeading___Toc8641_2119658397"/>
+      <w:bookmarkStart w:id="8" w:name="__RefHeading___Toc8644_3107713776"/>
       <w:bookmarkStart w:id="9" w:name="figure-1.1-pmacpi-block-diagram"/>
       <w:bookmarkStart w:id="10" w:name="_Fig_1_PM_ACPI_Block_Diagra"/>
       <w:bookmarkEnd w:id="8"/>
@@ -2203,7 +2203,7 @@
         <w:rPr/>
         <w:drawing>
           <wp:inline distT="0" distB="0" distL="0" distR="0">
-            <wp:extent cx="5334000" cy="1786890"/>
+            <wp:extent cx="5334000" cy="3237865"/>
             <wp:effectExtent l="0" t="0" r="0" b="0"/>
             <wp:docPr id="4" name="Picture" descr="PM/ACPI Block Diagram"/>
             <wp:cNvGraphicFramePr>
@@ -2227,7 +2227,7 @@
                   <pic:spPr bwMode="auto">
                     <a:xfrm>
                       <a:off x="0" y="0"/>
-                      <a:ext cx="5334000" cy="1786890"/>
+                      <a:ext cx="5334000" cy="3237865"/>
                     </a:xfrm>
                     <a:prstGeom prst="rect">
                       <a:avLst/>
@@ -2263,7 +2263,7 @@
         <w:spacing w:before="280" w:after="80"/>
         <w:rPr/>
       </w:pPr>
-      <w:bookmarkStart w:id="13" w:name="__RefHeading___Toc8643_2119658397"/>
+      <w:bookmarkStart w:id="13" w:name="__RefHeading___Toc8646_3107713776"/>
       <w:bookmarkStart w:id="14" w:name="parameters"/>
       <w:bookmarkEnd w:id="13"/>
       <w:r>
@@ -2667,7 +2667,7 @@
         <w:spacing w:before="200" w:after="80"/>
         <w:rPr/>
       </w:pPr>
-      <w:bookmarkStart w:id="15" w:name="__RefHeading___Toc8645_2119658397"/>
+      <w:bookmarkStart w:id="15" w:name="__RefHeading___Toc8648_3107713776"/>
       <w:bookmarkStart w:id="16" w:name="input-synchronizers"/>
       <w:bookmarkEnd w:id="15"/>
       <w:r>
@@ -2828,7 +2828,7 @@
         <w:spacing w:before="280" w:after="80"/>
         <w:rPr/>
       </w:pPr>
-      <w:bookmarkStart w:id="17" w:name="__RefHeading___Toc8647_2119658397"/>
+      <w:bookmarkStart w:id="17" w:name="__RefHeading___Toc8650_3107713776"/>
       <w:bookmarkStart w:id="18" w:name="functional-description"/>
       <w:bookmarkEnd w:id="17"/>
       <w:r>
@@ -2856,7 +2856,7 @@
         <w:spacing w:before="200" w:after="80"/>
         <w:rPr/>
       </w:pPr>
-      <w:bookmarkStart w:id="19" w:name="__RefHeading___Toc8649_2119658397"/>
+      <w:bookmarkStart w:id="19" w:name="__RefHeading___Toc8652_3107713776"/>
       <w:bookmarkStart w:id="20" w:name="register-summary"/>
       <w:bookmarkEnd w:id="19"/>
       <w:r>
@@ -7921,7 +7921,7 @@
         <w:spacing w:before="200" w:after="80"/>
         <w:rPr/>
       </w:pPr>
-      <w:bookmarkStart w:id="22" w:name="__RefHeading___Toc8651_2119658397"/>
+      <w:bookmarkStart w:id="22" w:name="__RefHeading___Toc8654_3107713776"/>
       <w:bookmarkStart w:id="23" w:name="sticky-status-and-the-interrupt"/>
       <w:bookmarkEnd w:id="22"/>
       <w:r>
@@ -8416,7 +8416,7 @@
         <w:spacing w:before="200" w:after="80"/>
         <w:rPr/>
       </w:pPr>
-      <w:bookmarkStart w:id="25" w:name="__RefHeading___Toc8653_2119658397"/>
+      <w:bookmarkStart w:id="25" w:name="__RefHeading___Toc8656_3107713776"/>
       <w:bookmarkStart w:id="26" w:name="power-state-fsm"/>
       <w:bookmarkEnd w:id="25"/>
       <w:r>
@@ -8447,7 +8447,20 @@
         <w:rPr>
           <w:sz w:val="20"/>
         </w:rPr>
-        <w:t>Four states: S0 working, S1 sleep, S3 suspend and a one-cycle TRANSITION state the machine passes through on the way in and on the way out. PM1_CONTROL.sleep_enable is a one-shot request (it self-clears and the core edge-detects it), so one write is one sleep request: from S0, a request with sleep_type 1 or 3 goes through TRANSITION into S1 or S3; any other sleep_type stays in S0. From S1 or S3, any enabled wake source goes through TRANSITION back to S0.</w:t>
+        <w:t xml:space="preserve">Five states: S0 working, S1 sleep, S3 suspend, S5 soft off and a one-cycle TRANSITION state the machine passes through on the way in and on the way out. PM1_CONTROL.sleep_enable is a one-shot request (it self-clears and the core edge-detects it), so one write is one sleep request: from S0, a request with sleep_type 1, 3 or 5 goes through TRANSITION into S1, S3 or S5; any other sleep_type stays in S0. From S1, S3 or S5, any enabled wake source goes through TRANSITION back to S0 (leaving S5 also pulses </w:t>
+      </w:r>
+      <w:r>
+        <w:rPr>
+          <w:rStyle w:val="VerbatimChar"/>
+          <w:sz w:val="20"/>
+        </w:rPr>
+        <w:t>sys_reset_req</w:t>
+      </w:r>
+      <w:r>
+        <w:rPr>
+          <w:sz w:val="20"/>
+        </w:rPr>
+        <w:t>).</w:t>
       </w:r>
     </w:p>
     <w:p>
@@ -8475,7 +8488,7 @@
         <w:spacing w:before="280" w:after="80"/>
         <w:rPr/>
       </w:pPr>
-      <w:bookmarkStart w:id="29" w:name="__RefHeading___Toc8655_2119658397"/>
+      <w:bookmarkStart w:id="29" w:name="__RefHeading___Toc8658_3107713776"/>
       <w:bookmarkStart w:id="30" w:name="waveforms"/>
       <w:bookmarkEnd w:id="29"/>
       <w:r>
@@ -8523,7 +8536,7 @@
         <w:spacing w:before="200" w:after="80"/>
         <w:rPr/>
       </w:pPr>
-      <w:bookmarkStart w:id="31" w:name="__RefHeading___Toc8657_2119658397"/>
+      <w:bookmarkStart w:id="31" w:name="__RefHeading___Toc8660_3107713776"/>
       <w:bookmarkStart w:id="32" w:name="waveform-1.1-sleep-entry-s3-suspend"/>
       <w:bookmarkStart w:id="33" w:name="_Wave_1_1_Sleep_Entry__S3_Susp"/>
       <w:bookmarkEnd w:id="31"/>
@@ -8647,7 +8660,7 @@
         <w:spacing w:before="200" w:after="80"/>
         <w:rPr/>
       </w:pPr>
-      <w:bookmarkStart w:id="34" w:name="__RefHeading___Toc8659_2119658397"/>
+      <w:bookmarkStart w:id="34" w:name="__RefHeading___Toc8662_3107713776"/>
       <w:bookmarkStart w:id="35" w:name="waveform-1.2-wake-event"/>
       <w:bookmarkStart w:id="36" w:name="_Wave_1_2_Wake_Event"/>
       <w:bookmarkEnd w:id="34"/>
@@ -8796,7 +8809,7 @@
         <w:spacing w:before="200" w:after="80"/>
         <w:rPr/>
       </w:pPr>
-      <w:bookmarkStart w:id="37" w:name="__RefHeading___Toc8661_2119658397"/>
+      <w:bookmarkStart w:id="37" w:name="__RefHeading___Toc8664_3107713776"/>
       <w:bookmarkStart w:id="38" w:name="waveform-1.3-pm-timer"/>
       <w:bookmarkStart w:id="39" w:name="_Wave_1_3_PM_Timer"/>
       <w:bookmarkEnd w:id="37"/>
@@ -8920,7 +8933,7 @@
         <w:spacing w:before="200" w:after="80"/>
         <w:rPr/>
       </w:pPr>
-      <w:bookmarkStart w:id="40" w:name="__RefHeading___Toc8663_2119658397"/>
+      <w:bookmarkStart w:id="40" w:name="__RefHeading___Toc8666_3107713776"/>
       <w:bookmarkStart w:id="41" w:name="waveform-1.4-general-purpose-event-gpe"/>
       <w:bookmarkStart w:id="42" w:name="_Wave_1_4_General_Purpose_Even"/>
       <w:bookmarkEnd w:id="40"/>
@@ -9124,7 +9137,7 @@
         <w:spacing w:before="280" w:after="80"/>
         <w:rPr/>
       </w:pPr>
-      <w:bookmarkStart w:id="45" w:name="__RefHeading___Toc8665_2119658397"/>
+      <w:bookmarkStart w:id="45" w:name="__RefHeading___Toc8668_3107713776"/>
       <w:bookmarkStart w:id="46" w:name="navigation"/>
       <w:bookmarkEnd w:id="45"/>
       <w:r>
@@ -9265,7 +9278,7 @@
         <w:spacing w:before="360" w:after="120"/>
         <w:rPr/>
       </w:pPr>
-      <w:bookmarkStart w:id="49" w:name="__RefHeading___Toc8667_2119658397"/>
+      <w:bookmarkStart w:id="49" w:name="__RefHeading___Toc8670_3107713776"/>
       <w:bookmarkStart w:id="50" w:name="pm_acpi-register-map"/>
       <w:bookmarkEnd w:id="49"/>
       <w:r>
@@ -9296,7 +9309,7 @@
         <w:spacing w:before="280" w:after="80"/>
         <w:rPr/>
       </w:pPr>
-      <w:bookmarkStart w:id="51" w:name="__RefHeading___Toc8669_2119658397"/>
+      <w:bookmarkStart w:id="51" w:name="__RefHeading___Toc8672_3107713776"/>
       <w:bookmarkStart w:id="52" w:name="overview-1"/>
       <w:bookmarkEnd w:id="51"/>
       <w:r>
@@ -9372,7 +9385,7 @@
         <w:spacing w:before="200" w:after="80"/>
         <w:rPr/>
       </w:pPr>
-      <w:bookmarkStart w:id="53" w:name="__RefHeading___Toc8671_2119658397"/>
+      <w:bookmarkStart w:id="53" w:name="__RefHeading___Toc8674_3107713776"/>
       <w:bookmarkStart w:id="54" w:name="register-summary-1"/>
       <w:bookmarkEnd w:id="53"/>
       <w:r>
@@ -16348,7 +16361,7 @@
         <w:spacing w:before="280" w:after="80"/>
         <w:rPr/>
       </w:pPr>
-      <w:bookmarkStart w:id="57" w:name="__RefHeading___Toc8673_2119658397"/>
+      <w:bookmarkStart w:id="57" w:name="__RefHeading___Toc8676_3107713776"/>
       <w:bookmarkStart w:id="58" w:name="functional-description-1"/>
       <w:bookmarkEnd w:id="57"/>
       <w:r>
@@ -16388,7 +16401,7 @@
         <w:spacing w:before="200" w:after="80"/>
         <w:rPr/>
       </w:pPr>
-      <w:bookmarkStart w:id="59" w:name="__RefHeading___Toc8675_2119658397"/>
+      <w:bookmarkStart w:id="59" w:name="__RefHeading___Toc8678_3107713776"/>
       <w:bookmarkStart w:id="60" w:name="acpi_control-0x000"/>
       <w:bookmarkEnd w:id="59"/>
       <w:r>
@@ -17813,7 +17826,7 @@
         <w:spacing w:before="200" w:after="80"/>
         <w:rPr/>
       </w:pPr>
-      <w:bookmarkStart w:id="62" w:name="__RefHeading___Toc8677_2119658397"/>
+      <w:bookmarkStart w:id="62" w:name="__RefHeading___Toc8680_3107713776"/>
       <w:bookmarkStart w:id="63" w:name="acpi_status-0x004"/>
       <w:bookmarkEnd w:id="62"/>
       <w:r>
@@ -18927,7 +18940,7 @@
         <w:spacing w:before="200" w:after="80"/>
         <w:rPr/>
       </w:pPr>
-      <w:bookmarkStart w:id="65" w:name="__RefHeading___Toc8679_2119658397"/>
+      <w:bookmarkStart w:id="65" w:name="__RefHeading___Toc8682_3107713776"/>
       <w:bookmarkStart w:id="66" w:name="acpi_int_enable-0x008"/>
       <w:bookmarkEnd w:id="65"/>
       <w:r>
@@ -20332,7 +20345,7 @@
         <w:spacing w:before="200" w:after="80"/>
         <w:rPr/>
       </w:pPr>
-      <w:bookmarkStart w:id="68" w:name="__RefHeading___Toc8681_2119658397"/>
+      <w:bookmarkStart w:id="68" w:name="__RefHeading___Toc8684_3107713776"/>
       <w:bookmarkStart w:id="69" w:name="acpi_int_status-0x00c"/>
       <w:bookmarkEnd w:id="68"/>
       <w:r>
@@ -21762,7 +21775,7 @@
         <w:spacing w:before="200" w:after="80"/>
         <w:rPr/>
       </w:pPr>
-      <w:bookmarkStart w:id="71" w:name="__RefHeading___Toc8683_2119658397"/>
+      <w:bookmarkStart w:id="71" w:name="__RefHeading___Toc8686_3107713776"/>
       <w:bookmarkStart w:id="72" w:name="pm1_control-0x010"/>
       <w:bookmarkEnd w:id="71"/>
       <w:r>
@@ -22851,7 +22864,7 @@
         <w:spacing w:before="200" w:after="80"/>
         <w:rPr/>
       </w:pPr>
-      <w:bookmarkStart w:id="74" w:name="__RefHeading___Toc8685_2119658397"/>
+      <w:bookmarkStart w:id="74" w:name="__RefHeading___Toc8688_3107713776"/>
       <w:bookmarkStart w:id="75" w:name="pm1_status-0x014"/>
       <w:bookmarkEnd w:id="74"/>
       <w:r>
@@ -24133,7 +24146,7 @@
         <w:spacing w:before="200" w:after="80"/>
         <w:rPr/>
       </w:pPr>
-      <w:bookmarkStart w:id="77" w:name="__RefHeading___Toc8687_2119658397"/>
+      <w:bookmarkStart w:id="77" w:name="__RefHeading___Toc8690_3107713776"/>
       <w:bookmarkStart w:id="78" w:name="pm1_enable-0x018"/>
       <w:bookmarkEnd w:id="77"/>
       <w:r>
@@ -25247,7 +25260,7 @@
         <w:spacing w:before="200" w:after="80"/>
         <w:rPr/>
       </w:pPr>
-      <w:bookmarkStart w:id="80" w:name="__RefHeading___Toc8689_2119658397"/>
+      <w:bookmarkStart w:id="80" w:name="__RefHeading___Toc8692_3107713776"/>
       <w:bookmarkStart w:id="81" w:name="pm_timer_value-0x020"/>
       <w:bookmarkEnd w:id="80"/>
       <w:r>
@@ -25716,7 +25729,7 @@
         <w:spacing w:before="200" w:after="80"/>
         <w:rPr/>
       </w:pPr>
-      <w:bookmarkStart w:id="83" w:name="__RefHeading___Toc8691_2119658397"/>
+      <w:bookmarkStart w:id="83" w:name="__RefHeading___Toc8694_3107713776"/>
       <w:bookmarkStart w:id="84" w:name="pm_timer_config-0x024"/>
       <w:bookmarkEnd w:id="83"/>
       <w:r>
@@ -26343,7 +26356,7 @@
         <w:spacing w:before="200" w:after="80"/>
         <w:rPr/>
       </w:pPr>
-      <w:bookmarkStart w:id="86" w:name="__RefHeading___Toc8693_2119658397"/>
+      <w:bookmarkStart w:id="86" w:name="__RefHeading___Toc8696_3107713776"/>
       <w:bookmarkStart w:id="87" w:name="gpe0_status_lo-0x030"/>
       <w:bookmarkEnd w:id="86"/>
       <w:r>
@@ -26996,7 +27009,7 @@
         <w:spacing w:before="200" w:after="80"/>
         <w:rPr/>
       </w:pPr>
-      <w:bookmarkStart w:id="89" w:name="__RefHeading___Toc8695_2119658397"/>
+      <w:bookmarkStart w:id="89" w:name="__RefHeading___Toc8698_3107713776"/>
       <w:bookmarkStart w:id="90" w:name="gpe0_status_hi-0x034"/>
       <w:bookmarkEnd w:id="89"/>
       <w:r>
@@ -27623,7 +27636,7 @@
         <w:spacing w:before="200" w:after="80"/>
         <w:rPr/>
       </w:pPr>
-      <w:bookmarkStart w:id="92" w:name="__RefHeading___Toc8697_2119658397"/>
+      <w:bookmarkStart w:id="92" w:name="__RefHeading___Toc8700_3107713776"/>
       <w:bookmarkStart w:id="93" w:name="gpe0_enable_lo-0x038"/>
       <w:bookmarkEnd w:id="92"/>
       <w:r>
@@ -28250,7 +28263,7 @@
         <w:spacing w:before="200" w:after="80"/>
         <w:rPr/>
       </w:pPr>
-      <w:bookmarkStart w:id="95" w:name="__RefHeading___Toc8699_2119658397"/>
+      <w:bookmarkStart w:id="95" w:name="__RefHeading___Toc8702_3107713776"/>
       <w:bookmarkStart w:id="96" w:name="gpe0_enable_hi-0x03c"/>
       <w:bookmarkEnd w:id="95"/>
       <w:r>
@@ -28889,7 +28902,7 @@
         <w:spacing w:before="200" w:after="80"/>
         <w:rPr/>
       </w:pPr>
-      <w:bookmarkStart w:id="98" w:name="__RefHeading___Toc8701_2119658397"/>
+      <w:bookmarkStart w:id="98" w:name="__RefHeading___Toc8704_3107713776"/>
       <w:bookmarkStart w:id="99" w:name="clock_gate_ctrl-0x050"/>
       <w:bookmarkEnd w:id="98"/>
       <w:r>
@@ -29346,7 +29359,7 @@
         <w:spacing w:before="200" w:after="80"/>
         <w:rPr/>
       </w:pPr>
-      <w:bookmarkStart w:id="101" w:name="__RefHeading___Toc8703_2119658397"/>
+      <w:bookmarkStart w:id="101" w:name="__RefHeading___Toc8706_3107713776"/>
       <w:bookmarkStart w:id="102" w:name="clock_gate_status-0x054"/>
       <w:bookmarkEnd w:id="101"/>
       <w:r>
@@ -29803,7 +29816,7 @@
         <w:spacing w:before="200" w:after="80"/>
         <w:rPr/>
       </w:pPr>
-      <w:bookmarkStart w:id="104" w:name="__RefHeading___Toc8705_2119658397"/>
+      <w:bookmarkStart w:id="104" w:name="__RefHeading___Toc8708_3107713776"/>
       <w:bookmarkStart w:id="105" w:name="power_domain_ctrl-0x058"/>
       <w:bookmarkEnd w:id="104"/>
       <w:r>
@@ -30418,7 +30431,7 @@
         <w:spacing w:before="200" w:after="80"/>
         <w:rPr/>
       </w:pPr>
-      <w:bookmarkStart w:id="107" w:name="__RefHeading___Toc8707_2119658397"/>
+      <w:bookmarkStart w:id="107" w:name="__RefHeading___Toc8710_3107713776"/>
       <w:bookmarkStart w:id="108" w:name="power_domain_status-0x05c"/>
       <w:bookmarkEnd w:id="107"/>
       <w:r>
@@ -31045,7 +31058,7 @@
         <w:spacing w:before="200" w:after="80"/>
         <w:rPr/>
       </w:pPr>
-      <w:bookmarkStart w:id="110" w:name="__RefHeading___Toc8709_2119658397"/>
+      <w:bookmarkStart w:id="110" w:name="__RefHeading___Toc8712_3107713776"/>
       <w:bookmarkStart w:id="111" w:name="wake_status-0x060"/>
       <w:bookmarkEnd w:id="110"/>
       <w:r>
@@ -32172,7 +32185,7 @@
         <w:spacing w:before="200" w:after="80"/>
         <w:rPr/>
       </w:pPr>
-      <w:bookmarkStart w:id="113" w:name="__RefHeading___Toc8711_2119658397"/>
+      <w:bookmarkStart w:id="113" w:name="__RefHeading___Toc8714_3107713776"/>
       <w:bookmarkStart w:id="114" w:name="wake_enable-0x064"/>
       <w:bookmarkEnd w:id="113"/>
       <w:r>
@@ -33261,7 +33274,7 @@
         <w:spacing w:before="200" w:after="80"/>
         <w:rPr/>
       </w:pPr>
-      <w:bookmarkStart w:id="116" w:name="__RefHeading___Toc8713_2119658397"/>
+      <w:bookmarkStart w:id="116" w:name="__RefHeading___Toc8716_3107713776"/>
       <w:bookmarkStart w:id="117" w:name="reset_ctrl-0x068"/>
       <w:bookmarkEnd w:id="116"/>
       <w:r>
@@ -34086,7 +34099,7 @@
         <w:spacing w:before="200" w:after="80"/>
         <w:rPr/>
       </w:pPr>
-      <w:bookmarkStart w:id="119" w:name="__RefHeading___Toc8715_2119658397"/>
+      <w:bookmarkStart w:id="119" w:name="__RefHeading___Toc8718_3107713776"/>
       <w:bookmarkStart w:id="120" w:name="reset_status-0x06c"/>
       <w:bookmarkEnd w:id="119"/>
       <w:r>
@@ -35215,7 +35228,7 @@
         <w:spacing w:before="200" w:after="80"/>
         <w:rPr/>
       </w:pPr>
-      <w:bookmarkStart w:id="122" w:name="__RefHeading___Toc8717_2119658397"/>
+      <w:bookmarkStart w:id="122" w:name="__RefHeading___Toc8720_3107713776"/>
       <w:bookmarkStart w:id="123" w:name="button_timing-0x070"/>
       <w:bookmarkEnd w:id="122"/>
       <w:r>
@@ -36039,7 +36052,7 @@
         <w:spacing w:before="200" w:after="80"/>
         <w:rPr/>
       </w:pPr>
-      <w:bookmarkStart w:id="125" w:name="__RefHeading___Toc8719_2119658397"/>
+      <w:bookmarkStart w:id="125" w:name="__RefHeading___Toc8722_3107713776"/>
       <w:bookmarkStart w:id="126" w:name="pm_timer_value_hi-0x074"/>
       <w:bookmarkEnd w:id="125"/>
       <w:r>
@@ -36516,7 +36529,7 @@
         <w:spacing w:before="200" w:after="80"/>
         <w:rPr/>
       </w:pPr>
-      <w:bookmarkStart w:id="128" w:name="__RefHeading___Toc8721_2119658397"/>
+      <w:bookmarkStart w:id="128" w:name="__RefHeading___Toc8724_3107713776"/>
       <w:bookmarkStart w:id="129" w:name="pm_timer_match-0x078"/>
       <w:bookmarkEnd w:id="128"/>
       <w:r>
@@ -37024,7 +37037,7 @@
         <w:spacing w:before="200" w:after="80"/>
         <w:rPr/>
       </w:pPr>
-      <w:bookmarkStart w:id="131" w:name="__RefHeading___Toc8723_2119658397"/>
+      <w:bookmarkStart w:id="131" w:name="__RefHeading___Toc8726_3107713776"/>
       <w:bookmarkStart w:id="132" w:name="pwr_seq_config-0x07c"/>
       <w:bookmarkEnd w:id="131"/>
       <w:r>
@@ -38226,7 +38239,7 @@
         <w:spacing w:before="200" w:after="80"/>
         <w:rPr/>
       </w:pPr>
-      <w:bookmarkStart w:id="134" w:name="__RefHeading___Toc8725_2119658397"/>
+      <w:bookmarkStart w:id="134" w:name="__RefHeading___Toc8728_3107713776"/>
       <w:bookmarkStart w:id="135" w:name="pwr_seq_status-0x080"/>
       <w:bookmarkEnd w:id="134"/>
       <w:r>
@@ -39511,7 +39524,7 @@
         <w:spacing w:before="200" w:after="80"/>
         <w:rPr/>
       </w:pPr>
-      <w:bookmarkStart w:id="137" w:name="__RefHeading___Toc8727_2119658397"/>
+      <w:bookmarkStart w:id="137" w:name="__RefHeading___Toc8730_3107713776"/>
       <w:bookmarkStart w:id="138" w:name="X600700f98f4f12e78aaf813cd4c89ef296bffa3"/>
       <w:bookmarkEnd w:id="137"/>
       <w:r>
@@ -40138,7 +40151,7 @@
         <w:spacing w:before="200" w:after="80"/>
         <w:rPr/>
       </w:pPr>
-      <w:bookmarkStart w:id="140" w:name="__RefHeading___Toc8729_2119658397"/>
+      <w:bookmarkStart w:id="140" w:name="__RefHeading___Toc8732_3107713776"/>
       <w:bookmarkStart w:id="141" w:name="X26d0931566e72872575259dd17a836867c364b8"/>
       <w:bookmarkEnd w:id="140"/>
       <w:r>
@@ -41116,7 +41129,7 @@
         <w:spacing w:before="200" w:after="80"/>
         <w:rPr/>
       </w:pPr>
-      <w:bookmarkStart w:id="143" w:name="__RefHeading___Toc8731_2119658397"/>
+      <w:bookmarkStart w:id="143" w:name="__RefHeading___Toc8734_3107713776"/>
       <w:bookmarkStart w:id="144" w:name="X0e8f902e38ce99c7a2470d5307be116dbc377c6"/>
       <w:bookmarkEnd w:id="143"/>
       <w:r>
@@ -41237,7 +41250,7 @@
         <w:spacing w:before="280" w:after="80"/>
         <w:rPr/>
       </w:pPr>
-      <w:bookmarkStart w:id="147" w:name="__RefHeading___Toc8733_2119658397"/>
+      <w:bookmarkStart w:id="147" w:name="__RefHeading___Toc8736_3107713776"/>
       <w:bookmarkStart w:id="148" w:name="design-notes"/>
       <w:bookmarkEnd w:id="147"/>
       <w:r>
@@ -41265,7 +41278,7 @@
         <w:spacing w:before="200" w:after="80"/>
         <w:rPr/>
       </w:pPr>
-      <w:bookmarkStart w:id="149" w:name="__RefHeading___Toc8735_2119658397"/>
+      <w:bookmarkStart w:id="149" w:name="__RefHeading___Toc8738_3107713776"/>
       <w:bookmarkStart w:id="150" w:name="where-the-status-lives"/>
       <w:bookmarkEnd w:id="149"/>
       <w:r>
@@ -41319,7 +41332,7 @@
         <w:spacing w:before="200" w:after="80"/>
         <w:rPr/>
       </w:pPr>
-      <w:bookmarkStart w:id="151" w:name="__RefHeading___Toc8737_2119658397"/>
+      <w:bookmarkStart w:id="151" w:name="__RefHeading___Toc8740_3107713776"/>
       <w:bookmarkStart w:id="152" w:name="what-feeds-pm_interrupt"/>
       <w:bookmarkEnd w:id="151"/>
       <w:r>
@@ -41827,7 +41840,7 @@
         <w:spacing w:before="200" w:after="80"/>
         <w:rPr/>
       </w:pPr>
-      <w:bookmarkStart w:id="154" w:name="__RefHeading___Toc8739_2119658397"/>
+      <w:bookmarkStart w:id="154" w:name="__RefHeading___Toc8742_3107713776"/>
       <w:bookmarkStart w:id="155" w:name="sleep-and-wake"/>
       <w:bookmarkEnd w:id="154"/>
       <w:r>
@@ -41869,7 +41882,7 @@
         <w:spacing w:before="200" w:after="80"/>
         <w:rPr/>
       </w:pPr>
-      <w:bookmarkStart w:id="157" w:name="__RefHeading___Toc8741_2119658397"/>
+      <w:bookmarkStart w:id="157" w:name="__RefHeading___Toc8744_3107713776"/>
       <w:bookmarkStart w:id="158" w:name="s5-soft-off"/>
       <w:bookmarkEnd w:id="157"/>
       <w:r>
@@ -41936,7 +41949,7 @@
         <w:spacing w:before="200" w:after="80"/>
         <w:rPr/>
       </w:pPr>
-      <w:bookmarkStart w:id="159" w:name="__RefHeading___Toc8743_2119658397"/>
+      <w:bookmarkStart w:id="159" w:name="__RefHeading___Toc8746_3107713776"/>
       <w:bookmarkStart w:id="160" w:name="storage-only-fields"/>
       <w:bookmarkEnd w:id="159"/>
       <w:r>
@@ -41990,7 +42003,7 @@
         <w:spacing w:before="200" w:after="80"/>
         <w:rPr/>
       </w:pPr>
-      <w:bookmarkStart w:id="162" w:name="__RefHeading___Toc8745_2119658397"/>
+      <w:bookmarkStart w:id="162" w:name="__RefHeading___Toc8748_3107713776"/>
       <w:bookmarkStart w:id="163" w:name="deferred"/>
       <w:bookmarkEnd w:id="162"/>
       <w:r>
@@ -42098,7 +42111,7 @@
         <w:spacing w:before="280" w:after="80"/>
         <w:rPr/>
       </w:pPr>
-      <w:bookmarkStart w:id="166" w:name="__RefHeading___Toc8747_2119658397"/>
+      <w:bookmarkStart w:id="166" w:name="__RefHeading___Toc8750_3107713776"/>
       <w:bookmarkStart w:id="167" w:name="navigation-1"/>
       <w:bookmarkEnd w:id="166"/>
       <w:r>
